--- a/Jordan Alexis Full Resume.docx
+++ b/Jordan Alexis Full Resume.docx
@@ -1527,6 +1527,75 @@
           <w:szCs w:val="28"/>
         </w:rPr>
         <w:t>LICENSES &amp; CERTIFICATIONS</w:t>
+      </w:r>
+    </w:p>
+    <w:p>
+      <w:pPr>
+        <w:tabs>
+          <w:tab w:val="right" w:pos="10780"/>
+        </w:tabs>
+        <w:spacing w:before="60"/>
+        <w:rPr>
+          <w:rFonts w:ascii="Calibri Light" w:hAnsi="Calibri Light" w:cs="Calibri Light"/>
+          <w:i/>
+          <w:sz w:val="2"/>
+          <w:szCs w:val="2"/>
+        </w:rPr>
+      </w:pPr>
+      <w:r>
+        <w:rPr>
+          <w:rFonts w:ascii="Calibri Light" w:hAnsi="Calibri Light" w:cs="Calibri Light"/>
+          <w:b/>
+          <w:bCs/>
+          <w:caps/>
+        </w:rPr>
+        <w:t>Coursera</w:t>
+      </w:r>
+      <w:r>
+        <w:rPr>
+          <w:rFonts w:ascii="Calibri Light" w:hAnsi="Calibri Light" w:cs="Calibri Light"/>
+          <w:b/>
+          <w:bCs/>
+          <w:i/>
+        </w:rPr>
+        <w:t xml:space="preserve"> - </w:t>
+      </w:r>
+      <w:r>
+        <w:rPr>
+          <w:rFonts w:ascii="Calibri Light" w:hAnsi="Calibri Light" w:cs="Calibri Light"/>
+          <w:i/>
+          <w:iCs/>
+          <w:sz w:val="23"/>
+          <w:szCs w:val="23"/>
+        </w:rPr>
+        <w:t>Google IT Support Professional Certificate</w:t>
+      </w:r>
+      <w:r>
+        <w:rPr>
+          <w:rFonts w:ascii="Calibri Light" w:hAnsi="Calibri Light" w:cs="Calibri Light"/>
+          <w:i/>
+          <w:sz w:val="21"/>
+          <w:szCs w:val="21"/>
+        </w:rPr>
+        <w:tab/>
+      </w:r>
+      <w:r>
+        <w:rPr>
+          <w:rFonts w:ascii="Calibri Light" w:hAnsi="Calibri Light" w:cs="Calibri Light"/>
+          <w:i/>
+          <w:sz w:val="21"/>
+          <w:szCs w:val="21"/>
+        </w:rPr>
+        <w:t>Oct</w:t>
+      </w:r>
+      <w:r>
+        <w:rPr>
+          <w:rFonts w:ascii="Calibri Light" w:hAnsi="Calibri Light" w:cs="Calibri Light"/>
+          <w:i/>
+          <w:sz w:val="21"/>
+          <w:szCs w:val="21"/>
+        </w:rPr>
+        <w:t>. 2026</w:t>
       </w:r>
     </w:p>
     <w:p>
